--- a/report/TABLES_supplementary.docx
+++ b/report/TABLES_supplementary.docx
@@ -14,7 +14,7 @@
           <w:sz w:val="26"/>
           <w:szCs w:val="26"/>
         </w:rPr>
-        <w:t xml:space="preserve">Supplementary Tables</w:t>
+        <w:t xml:space="preserve">Supplementary Tables and Figures</w:t>
       </w:r>
     </w:p>
     <w:p>
@@ -9679,6 +9679,233 @@
           <w:szCs w:val="17"/>
         </w:rPr>
         <w:t xml:space="preserve">An unmeasured mechanism would need to be associated with both IIH status and seizure ascertainment by at least 3.99-fold each, conditional on the measured covariates, to reduce the hazard ratio to unity. Five of the six measured surveillance channels fall below that threshold; emergency department contact (5.74) exceeds it. Source: K_T56.</w:t>
+      </w:r>
+    </w:p>
+    <w:p>
+      <w:r>
+        <w:br w:type="page"/>
+      </w:r>
+    </w:p>
+    <w:p>
+      <w:pPr>
+        <w:spacing w:after="160" w:before="200"/>
+      </w:pPr>
+      <w:r>
+        <w:rPr>
+          <w:rFonts w:ascii="Times New Roman" w:cs="Times New Roman" w:eastAsia="Times New Roman" w:hAnsi="Times New Roman"/>
+          <w:b/>
+          <w:bCs/>
+          <w:sz w:val="26"/>
+          <w:szCs w:val="26"/>
+        </w:rPr>
+        <w:t xml:space="preserve">Supplementary Figures</w:t>
+      </w:r>
+    </w:p>
+    <w:p>
+      <w:pPr>
+        <w:spacing w:after="100" w:before="300"/>
+        <w:jc w:val="center"/>
+      </w:pPr>
+      <w:r>
+        <w:drawing>
+          <wp:inline distT="0" distB="0" distL="0" distR="0">
+            <wp:extent cx="4457700" cy="2562225"/>
+            <wp:effectExtent t="0" r="0" b="0" l="0"/>
+            <wp:docPr id="1" name="" descr="" title=""/>
+            <wp:cNvGraphicFramePr>
+              <a:graphicFrameLocks xmlns:a="http://schemas.openxmlformats.org/drawingml/2006/main" noChangeAspect="1"/>
+            </wp:cNvGraphicFramePr>
+            <a:graphic xmlns:a="http://schemas.openxmlformats.org/drawingml/2006/main">
+              <a:graphicData uri="http://schemas.openxmlformats.org/drawingml/2006/picture">
+                <pic:pic xmlns:pic="http://schemas.openxmlformats.org/drawingml/2006/picture">
+                  <pic:nvPicPr>
+                    <pic:cNvPr id="0" name="" descr=""/>
+                    <pic:cNvPicPr>
+                      <a:picLocks noChangeAspect="1" noChangeArrowheads="1"/>
+                    </pic:cNvPicPr>
+                  </pic:nvPicPr>
+                  <pic:blipFill>
+                    <a:blip r:embed="rId8" cstate="none"/>
+                    <a:srcRect/>
+                    <a:stretch>
+                      <a:fillRect/>
+                    </a:stretch>
+                  </pic:blipFill>
+                  <pic:spPr bwMode="auto">
+                    <a:xfrm>
+                      <a:off x="0" y="0"/>
+                      <a:ext cx="4457700" cy="2562225"/>
+                    </a:xfrm>
+                    <a:prstGeom prst="rect">
+                      <a:avLst/>
+                    </a:prstGeom>
+                  </pic:spPr>
+                </pic:pic>
+              </a:graphicData>
+            </a:graphic>
+          </wp:inline>
+        </w:drawing>
+      </w:r>
+    </w:p>
+    <w:p>
+      <w:pPr>
+        <w:spacing w:after="240"/>
+      </w:pPr>
+      <w:r>
+        <w:rPr>
+          <w:rFonts w:ascii="Times New Roman" w:cs="Times New Roman" w:eastAsia="Times New Roman" w:hAnsi="Times New Roman"/>
+          <w:b/>
+          <w:bCs/>
+          <w:sz w:val="21"/>
+          <w:szCs w:val="21"/>
+        </w:rPr>
+        <w:t xml:space="preserve">eFigure 1. </w:t>
+      </w:r>
+      <w:r>
+        <w:rPr>
+          <w:rFonts w:ascii="Times New Roman" w:cs="Times New Roman" w:eastAsia="Times New Roman" w:hAnsi="Times New Roman"/>
+          <w:sz w:val="21"/>
+          <w:szCs w:val="21"/>
+        </w:rPr>
+        <w:t xml:space="preserve">Cohort assembly. Comparators inherited the index date of their matched case; eligibility, the 180-day washout and the prevalent-seizure exclusion were all evaluated at that shared date. Of 2,520 eligible patients with IIH, 2,490 (98.8%) were matched; 2,138 contributed follow-up beyond the washout. The 352 matched sets whose case did not contribute post-washout follow-up retained 789 comparators, addressed by the complete-matched-sets sensitivity analysis.</w:t>
+      </w:r>
+    </w:p>
+    <w:p>
+      <w:pPr>
+        <w:spacing w:after="100" w:before="300"/>
+        <w:jc w:val="center"/>
+      </w:pPr>
+      <w:r>
+        <w:drawing>
+          <wp:inline distT="0" distB="0" distL="0" distR="0">
+            <wp:extent cx="3781425" cy="2838450"/>
+            <wp:effectExtent t="0" r="0" b="0" l="0"/>
+            <wp:docPr id="1" name="" descr="" title=""/>
+            <wp:cNvGraphicFramePr>
+              <a:graphicFrameLocks xmlns:a="http://schemas.openxmlformats.org/drawingml/2006/main" noChangeAspect="1"/>
+            </wp:cNvGraphicFramePr>
+            <a:graphic xmlns:a="http://schemas.openxmlformats.org/drawingml/2006/main">
+              <a:graphicData uri="http://schemas.openxmlformats.org/drawingml/2006/picture">
+                <pic:pic xmlns:pic="http://schemas.openxmlformats.org/drawingml/2006/picture">
+                  <pic:nvPicPr>
+                    <pic:cNvPr id="0" name="" descr=""/>
+                    <pic:cNvPicPr>
+                      <a:picLocks noChangeAspect="1" noChangeArrowheads="1"/>
+                    </pic:cNvPicPr>
+                  </pic:nvPicPr>
+                  <pic:blipFill>
+                    <a:blip r:embed="rId9" cstate="none"/>
+                    <a:srcRect/>
+                    <a:stretch>
+                      <a:fillRect/>
+                    </a:stretch>
+                  </pic:blipFill>
+                  <pic:spPr bwMode="auto">
+                    <a:xfrm>
+                      <a:off x="0" y="0"/>
+                      <a:ext cx="3781425" cy="2838450"/>
+                    </a:xfrm>
+                    <a:prstGeom prst="rect">
+                      <a:avLst/>
+                    </a:prstGeom>
+                  </pic:spPr>
+                </pic:pic>
+              </a:graphicData>
+            </a:graphic>
+          </wp:inline>
+        </w:drawing>
+      </w:r>
+    </w:p>
+    <w:p>
+      <w:pPr>
+        <w:spacing w:after="240"/>
+      </w:pPr>
+      <w:r>
+        <w:rPr>
+          <w:rFonts w:ascii="Times New Roman" w:cs="Times New Roman" w:eastAsia="Times New Roman" w:hAnsi="Times New Roman"/>
+          <w:b/>
+          <w:bCs/>
+          <w:sz w:val="21"/>
+          <w:szCs w:val="21"/>
+        </w:rPr>
+        <w:t xml:space="preserve">eFigure 2. </w:t>
+      </w:r>
+      <w:r>
+        <w:rPr>
+          <w:rFonts w:ascii="Times New Roman" w:cs="Times New Roman" w:eastAsia="Times New Roman" w:hAnsi="Times New Roman"/>
+          <w:sz w:val="21"/>
+          <w:szCs w:val="21"/>
+        </w:rPr>
+        <w:t xml:space="preserve">Empirical calibration across 11 negative-control outcomes. Each orange point is one negative control, plotted by its baseline prevalence ratio and its post-index hazard ratio; the line is the fitted relationship (r = 0.66, p = 0.026) and the shaded band its 95% prediction interval. The open circle is the predicted detection-attributable hazard ratio at baseline balance, 1.04 (95% CI 0.37-2.90). The diamond is the observed seizure estimate, which lies inside that interval; empirical calibration therefore does not exclude differential detection.</w:t>
+      </w:r>
+    </w:p>
+    <w:p>
+      <w:pPr>
+        <w:spacing w:after="100" w:before="300"/>
+        <w:jc w:val="center"/>
+      </w:pPr>
+      <w:r>
+        <w:drawing>
+          <wp:inline distT="0" distB="0" distL="0" distR="0">
+            <wp:extent cx="3781425" cy="2162175"/>
+            <wp:effectExtent t="0" r="0" b="0" l="0"/>
+            <wp:docPr id="1" name="" descr="" title=""/>
+            <wp:cNvGraphicFramePr>
+              <a:graphicFrameLocks xmlns:a="http://schemas.openxmlformats.org/drawingml/2006/main" noChangeAspect="1"/>
+            </wp:cNvGraphicFramePr>
+            <a:graphic xmlns:a="http://schemas.openxmlformats.org/drawingml/2006/main">
+              <a:graphicData uri="http://schemas.openxmlformats.org/drawingml/2006/picture">
+                <pic:pic xmlns:pic="http://schemas.openxmlformats.org/drawingml/2006/picture">
+                  <pic:nvPicPr>
+                    <pic:cNvPr id="0" name="" descr=""/>
+                    <pic:cNvPicPr>
+                      <a:picLocks noChangeAspect="1" noChangeArrowheads="1"/>
+                    </pic:cNvPicPr>
+                  </pic:nvPicPr>
+                  <pic:blipFill>
+                    <a:blip r:embed="rId10" cstate="none"/>
+                    <a:srcRect/>
+                    <a:stretch>
+                      <a:fillRect/>
+                    </a:stretch>
+                  </pic:blipFill>
+                  <pic:spPr bwMode="auto">
+                    <a:xfrm>
+                      <a:off x="0" y="0"/>
+                      <a:ext cx="3781425" cy="2162175"/>
+                    </a:xfrm>
+                    <a:prstGeom prst="rect">
+                      <a:avLst/>
+                    </a:prstGeom>
+                  </pic:spPr>
+                </pic:pic>
+              </a:graphicData>
+            </a:graphic>
+          </wp:inline>
+        </w:drawing>
+      </w:r>
+    </w:p>
+    <w:p>
+      <w:pPr>
+        <w:spacing w:after="240"/>
+      </w:pPr>
+      <w:r>
+        <w:rPr>
+          <w:rFonts w:ascii="Times New Roman" w:cs="Times New Roman" w:eastAsia="Times New Roman" w:hAnsi="Times New Roman"/>
+          <w:b/>
+          <w:bCs/>
+          <w:sz w:val="21"/>
+          <w:szCs w:val="21"/>
+        </w:rPr>
+        <w:t xml:space="preserve">eFigure 3. </w:t>
+      </w:r>
+      <w:r>
+        <w:rPr>
+          <w:rFonts w:ascii="Times New Roman" w:cs="Times New Roman" w:eastAsia="Times New Roman" w:hAnsi="Times New Roman"/>
+          <w:sz w:val="21"/>
+          <w:szCs w:val="21"/>
+        </w:rPr>
+        <w:t xml:space="preserve">Proportion of primary-outcome events classified as recurrent seizures or epilepsy, by cohort, with exact binomial 95% confidence intervals. Fisher exact p = 0.22.</w:t>
       </w:r>
     </w:p>
     <w:sectPr>
